--- a/FOB-1_dokumentaciya.docx
+++ b/FOB-1_dokumentaciya.docx
@@ -2078,7 +2078,7 @@
                 <w:b w:val="0"/>
                 <w:sz w:val="19"/>
               </w:rPr>
-              <w:t>Тактовая</w:t>
+              <w:t>Кнопка</w:t>
             </w:r>
           </w:p>
         </w:tc>
@@ -2096,7 +2096,7 @@
                 <w:b w:val="0"/>
                 <w:sz w:val="19"/>
               </w:rPr>
-              <w:t>3,5×3×1,75, боковой актуатор</w:t>
+              <w:t>Мембранная готовая, 2 провода (как на фото)</w:t>
             </w:r>
           </w:p>
         </w:tc>
@@ -2132,7 +2132,7 @@
                 <w:b w:val="0"/>
                 <w:sz w:val="19"/>
               </w:rPr>
-              <w:t>0,25</w:t>
+              <w:t>0,50</w:t>
             </w:r>
           </w:p>
         </w:tc>
@@ -2153,98 +2153,6 @@
                 <w:sz w:val="19"/>
               </w:rPr>
               <w:t>7</w:t>
-            </w:r>
-          </w:p>
-        </w:tc>
-        <w:tc>
-          <w:tcPr>
-            <w:tcW w:type="dxa" w:w="1814"/>
-          </w:tcPr>
-          <w:p>
-            <w:pPr>
-              <w:spacing w:after="20"/>
-            </w:pPr>
-            <w:r/>
-            <w:r>
-              <w:rPr>
-                <w:b w:val="0"/>
-                <w:sz w:val="19"/>
-              </w:rPr>
-              <w:t>Мембрана</w:t>
-            </w:r>
-          </w:p>
-        </w:tc>
-        <w:tc>
-          <w:tcPr>
-            <w:tcW w:type="dxa" w:w="5329"/>
-          </w:tcPr>
-          <w:p>
-            <w:pPr>
-              <w:spacing w:after="20"/>
-            </w:pPr>
-            <w:r/>
-            <w:r>
-              <w:rPr>
-                <w:b w:val="0"/>
-                <w:sz w:val="19"/>
-              </w:rPr>
-              <w:t>кнопка Ø7,0, силикон/TPU</w:t>
-            </w:r>
-          </w:p>
-        </w:tc>
-        <w:tc>
-          <w:tcPr>
-            <w:tcW w:type="dxa" w:w="1020"/>
-          </w:tcPr>
-          <w:p>
-            <w:pPr>
-              <w:spacing w:after="20"/>
-            </w:pPr>
-            <w:r/>
-            <w:r>
-              <w:rPr>
-                <w:b w:val="0"/>
-                <w:sz w:val="19"/>
-              </w:rPr>
-              <w:t>1</w:t>
-            </w:r>
-          </w:p>
-        </w:tc>
-        <w:tc>
-          <w:tcPr>
-            <w:tcW w:type="dxa" w:w="1247"/>
-          </w:tcPr>
-          <w:p>
-            <w:pPr>
-              <w:spacing w:after="20"/>
-            </w:pPr>
-            <w:r/>
-            <w:r>
-              <w:rPr>
-                <w:b w:val="0"/>
-                <w:sz w:val="19"/>
-              </w:rPr>
-              <w:t>0,30</w:t>
-            </w:r>
-          </w:p>
-        </w:tc>
-      </w:tr>
-      <w:tr>
-        <w:tc>
-          <w:tcPr>
-            <w:tcW w:type="dxa" w:w="567"/>
-          </w:tcPr>
-          <w:p>
-            <w:pPr>
-              <w:spacing w:after="20"/>
-            </w:pPr>
-            <w:r/>
-            <w:r>
-              <w:rPr>
-                <w:b w:val="0"/>
-                <w:sz w:val="19"/>
-              </w:rPr>
-              <w:t>8</w:t>
             </w:r>
           </w:p>
         </w:tc>
@@ -2336,7 +2244,7 @@
                 <w:b w:val="0"/>
                 <w:sz w:val="19"/>
               </w:rPr>
-              <w:t>9</w:t>
+              <w:t>8</w:t>
             </w:r>
           </w:p>
         </w:tc>
@@ -2428,7 +2336,7 @@
                 <w:b w:val="0"/>
                 <w:sz w:val="19"/>
               </w:rPr>
-              <w:t>10</w:t>
+              <w:t>9</w:t>
             </w:r>
           </w:p>
         </w:tc>
@@ -2520,7 +2428,7 @@
                 <w:b w:val="0"/>
                 <w:sz w:val="19"/>
               </w:rPr>
-              <w:t>11</w:t>
+              <w:t>10</w:t>
             </w:r>
           </w:p>
         </w:tc>
@@ -2681,7 +2589,7 @@
                 <w:b w:val="0"/>
                 <w:sz w:val="19"/>
               </w:rPr>
-              <w:t>≈ 13,80</w:t>
+              <w:t>≈ 13,75</w:t>
             </w:r>
           </w:p>
         </w:tc>

--- a/FOB-1_dokumentaciya.docx
+++ b/FOB-1_dokumentaciya.docx
@@ -195,7 +195,7 @@
                 <w:b w:val="0"/>
                 <w:sz w:val="19"/>
               </w:rPr>
-              <w:t>41 × 22 × 12 мм (с проушиной 49,3 мм)</w:t>
+              <w:t>41 × 22 × 14 мм (с проушиной 49,3 мм)</w:t>
             </w:r>
           </w:p>
         </w:tc>
@@ -1820,7 +1820,7 @@
                 <w:b w:val="0"/>
                 <w:sz w:val="19"/>
               </w:rPr>
-              <w:t>PCF8563 на макетной плате</w:t>
+              <w:t>PCF8563 на макетной плате 15 × 10</w:t>
             </w:r>
           </w:p>
         </w:tc>
@@ -2920,7 +2920,7 @@
                 <w:b w:val="0"/>
                 <w:sz w:val="19"/>
               </w:rPr>
-              <w:t>41 × 22 × 12 мм</w:t>
+              <w:t>41 × 22 × 14 мм</w:t>
             </w:r>
           </w:p>
         </w:tc>
@@ -3034,7 +3034,7 @@
                 <w:b w:val="0"/>
                 <w:sz w:val="19"/>
               </w:rPr>
-              <w:t>38 × 19 × 7,4 мм</w:t>
+              <w:t>38 × 19 × 9,4 мм</w:t>
             </w:r>
           </w:p>
         </w:tc>
@@ -3263,6 +3263,44 @@
                 <w:sz w:val="19"/>
               </w:rPr>
               <w:t>перегородка 1,5 мм между АКБ и платой</w:t>
+            </w:r>
+          </w:p>
+        </w:tc>
+      </w:tr>
+      <w:tr>
+        <w:tc>
+          <w:tcPr>
+            <w:tcW w:type="dxa" w:w="2835"/>
+          </w:tcPr>
+          <w:p>
+            <w:pPr>
+              <w:spacing w:after="20"/>
+            </w:pPr>
+            <w:r/>
+            <w:r>
+              <w:rPr>
+                <w:b w:val="0"/>
+                <w:sz w:val="19"/>
+              </w:rPr>
+              <w:t>Место под RTC</w:t>
+            </w:r>
+          </w:p>
+        </w:tc>
+        <w:tc>
+          <w:tcPr>
+            <w:tcW w:type="dxa" w:w="6236"/>
+          </w:tcPr>
+          <w:p>
+            <w:pPr>
+              <w:spacing w:after="20"/>
+            </w:pPr>
+            <w:r/>
+            <w:r>
+              <w:rPr>
+                <w:b w:val="0"/>
+                <w:sz w:val="19"/>
+              </w:rPr>
+              <w:t>15 × 10 × 4,5 мм, отдельный слой над АКБ</w:t>
             </w:r>
           </w:p>
         </w:tc>

--- a/FOB-1_dokumentaciya.docx
+++ b/FOB-1_dokumentaciya.docx
@@ -195,7 +195,7 @@
                 <w:b w:val="0"/>
                 <w:sz w:val="19"/>
               </w:rPr>
-              <w:t>41 × 22 × 14 мм (с проушиной 49,3 мм)</w:t>
+              <w:t>41 × 24 × 17 мм (с проушиной 49,3 мм)</w:t>
             </w:r>
           </w:p>
         </w:tc>
@@ -1820,7 +1820,7 @@
                 <w:b w:val="0"/>
                 <w:sz w:val="19"/>
               </w:rPr>
-              <w:t>PCF8563 на макетной плате 15 × 10</w:t>
+              <w:t>PCF8563 HW-689 30 × 20</w:t>
             </w:r>
           </w:p>
         </w:tc>
@@ -2920,7 +2920,7 @@
                 <w:b w:val="0"/>
                 <w:sz w:val="19"/>
               </w:rPr>
-              <w:t>41 × 22 × 14 мм</w:t>
+              <w:t>41 × 24 × 17 мм</w:t>
             </w:r>
           </w:p>
         </w:tc>
@@ -3034,7 +3034,7 @@
                 <w:b w:val="0"/>
                 <w:sz w:val="19"/>
               </w:rPr>
-              <w:t>38 × 19 × 9,4 мм</w:t>
+              <w:t>38 × 21 × 12,4 мм</w:t>
             </w:r>
           </w:p>
         </w:tc>
@@ -3300,7 +3300,7 @@
                 <w:b w:val="0"/>
                 <w:sz w:val="19"/>
               </w:rPr>
-              <w:t>15 × 10 × 4,5 мм, отдельный слой над АКБ</w:t>
+              <w:t>30 × 20 × 7 мм, отдельный слой над АКБ</w:t>
             </w:r>
           </w:p>
         </w:tc>

--- a/FOB-1_dokumentaciya.docx
+++ b/FOB-1_dokumentaciya.docx
@@ -271,7 +271,7 @@
                 <w:b w:val="0"/>
                 <w:sz w:val="19"/>
               </w:rPr>
-              <w:t>LiPo 3,7 В, ~100 мА·ч</w:t>
+              <w:t>LiPo 3,7 В, 100 мА·ч (401120, 20 × 11 × 4)</w:t>
             </w:r>
           </w:p>
         </w:tc>
@@ -2004,7 +2004,7 @@
                 <w:b w:val="0"/>
                 <w:sz w:val="19"/>
               </w:rPr>
-              <w:t>LiPo 3,7 В, ~100 мА·ч, с PCM</w:t>
+              <w:t>LiPo 3,7 В, 100 мА·ч (401120, 20 × 11 × 4), с PCM</w:t>
             </w:r>
           </w:p>
         </w:tc>

--- a/FOB-1_dokumentaciya.docx
+++ b/FOB-1_dokumentaciya.docx
@@ -2685,7 +2685,7 @@
         <w:rPr>
           <w:sz w:val="20"/>
         </w:rPr>
-        <w:t>Припаять кнопку: 2 провода на D1 и GND, приклеить тактовую актуатором к стенке.</w:t>
+        <w:t>Припаять кнопку: 2 провода на D1 и GND, мембрану приклеить снаружи.</w:t>
       </w:r>
     </w:p>
     <w:p>
@@ -2757,7 +2757,7 @@
         <w:rPr>
           <w:sz w:val="20"/>
         </w:rPr>
-        <w:t>Проклеить крышку по контуру и закрыть корпус.</w:t>
+        <w:t>Надеть крышку на паз (бортик 0,5 мм), клей не нужен.</w:t>
       </w:r>
     </w:p>
     <w:p>
@@ -3206,6 +3206,44 @@
                 <w:b w:val="0"/>
                 <w:sz w:val="19"/>
               </w:rPr>
+              <w:t>Крышка</w:t>
+            </w:r>
+          </w:p>
+        </w:tc>
+        <w:tc>
+          <w:tcPr>
+            <w:tcW w:type="dxa" w:w="6236"/>
+          </w:tcPr>
+          <w:p>
+            <w:pPr>
+              <w:spacing w:after="20"/>
+            </w:pPr>
+            <w:r/>
+            <w:r>
+              <w:rPr>
+                <w:b w:val="0"/>
+                <w:sz w:val="19"/>
+              </w:rPr>
+              <w:t>съёмная: бортик 0,5 мм в паз + паз под ноготь</w:t>
+            </w:r>
+          </w:p>
+        </w:tc>
+      </w:tr>
+      <w:tr>
+        <w:tc>
+          <w:tcPr>
+            <w:tcW w:type="dxa" w:w="2835"/>
+          </w:tcPr>
+          <w:p>
+            <w:pPr>
+              <w:spacing w:after="20"/>
+            </w:pPr>
+            <w:r/>
+            <w:r>
+              <w:rPr>
+                <w:b w:val="0"/>
+                <w:sz w:val="19"/>
+              </w:rPr>
               <w:t>Фиксация платы</w:t>
             </w:r>
           </w:p>
@@ -3366,7 +3404,7 @@
           <w:i w:val="0"/>
           <w:sz w:val="20"/>
         </w:rPr>
-        <w:t>Файлы модели: v1_back.step / .stl, v1_cover.step / .stl, v1_assembly.step. Соединение деталей — по контуру на клей; для точного совмещения достаточно совпадения силуэта.</w:t>
+        <w:t>Файлы модели: v1_back.step / .stl, v1_cover.step / .stl, v1_assembly.step. Крышка съёмная: бортик 0,5 мм входит в паз, паз под ноготь на переднем торце. Клей не нужен.</w:t>
       </w:r>
     </w:p>
     <w:p>
@@ -3967,7 +4005,7 @@
                 <w:b w:val="0"/>
                 <w:sz w:val="19"/>
               </w:rPr>
-              <w:t>проверить до склейки корпуса</w:t>
+              <w:t>проверить до надевания крышки</w:t>
             </w:r>
           </w:p>
         </w:tc>

--- a/FOB-1_dokumentaciya.docx
+++ b/FOB-1_dokumentaciya.docx
@@ -3244,6 +3244,44 @@
                 <w:b w:val="0"/>
                 <w:sz w:val="19"/>
               </w:rPr>
+              <w:t>Кромки</w:t>
+            </w:r>
+          </w:p>
+        </w:tc>
+        <w:tc>
+          <w:tcPr>
+            <w:tcW w:type="dxa" w:w="6236"/>
+          </w:tcPr>
+          <w:p>
+            <w:pPr>
+              <w:spacing w:after="20"/>
+            </w:pPr>
+            <w:r/>
+            <w:r>
+              <w:rPr>
+                <w:b w:val="0"/>
+                <w:sz w:val="19"/>
+              </w:rPr>
+              <w:t>скруглены R1,2 сверху и снизу</w:t>
+            </w:r>
+          </w:p>
+        </w:tc>
+      </w:tr>
+      <w:tr>
+        <w:tc>
+          <w:tcPr>
+            <w:tcW w:type="dxa" w:w="2835"/>
+          </w:tcPr>
+          <w:p>
+            <w:pPr>
+              <w:spacing w:after="20"/>
+            </w:pPr>
+            <w:r/>
+            <w:r>
+              <w:rPr>
+                <w:b w:val="0"/>
+                <w:sz w:val="19"/>
+              </w:rPr>
               <w:t>Фиксация платы</w:t>
             </w:r>
           </w:p>

--- a/FOB-1_dokumentaciya.docx
+++ b/FOB-1_dokumentaciya.docx
@@ -195,7 +195,7 @@
                 <w:b w:val="0"/>
                 <w:sz w:val="19"/>
               </w:rPr>
-              <w:t>41 × 24 × 17 мм (с проушиной 49,3 мм)</w:t>
+              <w:t>46 × 24 × 17 мм (с проушиной 49,3 мм)</w:t>
             </w:r>
           </w:p>
         </w:tc>
@@ -1820,7 +1820,7 @@
                 <w:b w:val="0"/>
                 <w:sz w:val="19"/>
               </w:rPr>
-              <w:t>PCF8563 HW-689 30 × 20</w:t>
+              <w:t>PCF8563 42 × 17</w:t>
             </w:r>
           </w:p>
         </w:tc>
@@ -2920,7 +2920,7 @@
                 <w:b w:val="0"/>
                 <w:sz w:val="19"/>
               </w:rPr>
-              <w:t>41 × 24 × 17 мм</w:t>
+              <w:t>46 × 24 × 17 мм</w:t>
             </w:r>
           </w:p>
         </w:tc>
@@ -3034,7 +3034,7 @@
                 <w:b w:val="0"/>
                 <w:sz w:val="19"/>
               </w:rPr>
-              <w:t>38 × 21 × 12,4 мм</w:t>
+              <w:t>43 × 21 × 12,4 мм</w:t>
             </w:r>
           </w:p>
         </w:tc>
@@ -3376,7 +3376,7 @@
                 <w:b w:val="0"/>
                 <w:sz w:val="19"/>
               </w:rPr>
-              <w:t>30 × 20 × 7 мм, отдельный слой над АКБ</w:t>
+              <w:t>42 × 17 × 6 мм, отдельный слой над АКБ</w:t>
             </w:r>
           </w:p>
         </w:tc>

--- a/FOB-1_dokumentaciya.docx
+++ b/FOB-1_dokumentaciya.docx
@@ -472,388 +472,7 @@
         <w:pStyle w:val="Heading1"/>
       </w:pPr>
       <w:r>
-        <w:t>2. Версии и стратегия</w:t>
-      </w:r>
-    </w:p>
-    <w:p>
-      <w:pPr>
-        <w:spacing w:after="80"/>
-      </w:pPr>
-      <w:r>
-        <w:rPr>
-          <w:b w:val="0"/>
-          <w:i w:val="0"/>
-        </w:rPr>
-        <w:t>Проект развивается в две стадии. v1 собирается на готовой плате и паяется руками, v2 — на собственной печатной плате заводского монтажа. Оболочка и прошивка при переходе меняются минимально.</w:t>
-      </w:r>
-    </w:p>
-    <w:tbl>
-      <w:tblPr>
-        <w:tblStyle w:val="TableGrid"/>
-        <w:tblW w:type="auto" w:w="0"/>
-        <w:jc w:val="left"/>
-        <w:tblLook w:firstColumn="1" w:firstRow="1" w:lastColumn="0" w:lastRow="0" w:noHBand="0" w:noVBand="1" w:val="04A0"/>
-      </w:tblPr>
-      <w:tblGrid>
-        <w:gridCol w:w="4895"/>
-        <w:gridCol w:w="4895"/>
-        <w:gridCol w:w="4895"/>
-      </w:tblGrid>
-      <w:tr>
-        <w:tc>
-          <w:tcPr>
-            <w:tcW w:type="dxa" w:w="2041"/>
-          </w:tcPr>
-          <w:p>
-            <w:pPr>
-              <w:spacing w:after="20"/>
-            </w:pPr>
-            <w:r/>
-            <w:r>
-              <w:rPr>
-                <w:b/>
-                <w:sz w:val="19"/>
-              </w:rPr>
-            </w:r>
-          </w:p>
-        </w:tc>
-        <w:tc>
-          <w:tcPr>
-            <w:tcW w:type="dxa" w:w="3969"/>
-          </w:tcPr>
-          <w:p>
-            <w:pPr>
-              <w:spacing w:after="20"/>
-            </w:pPr>
-            <w:r/>
-            <w:r>
-              <w:rPr>
-                <w:b/>
-                <w:sz w:val="19"/>
-              </w:rPr>
-              <w:t>v1 — сейчас</w:t>
-            </w:r>
-          </w:p>
-        </w:tc>
-        <w:tc>
-          <w:tcPr>
-            <w:tcW w:type="dxa" w:w="3969"/>
-          </w:tcPr>
-          <w:p>
-            <w:pPr>
-              <w:spacing w:after="20"/>
-            </w:pPr>
-            <w:r/>
-            <w:r>
-              <w:rPr>
-                <w:b/>
-                <w:sz w:val="19"/>
-              </w:rPr>
-              <w:t>v2 — потом</w:t>
-            </w:r>
-          </w:p>
-        </w:tc>
-      </w:tr>
-      <w:tr>
-        <w:tc>
-          <w:tcPr>
-            <w:tcW w:type="dxa" w:w="2041"/>
-          </w:tcPr>
-          <w:p>
-            <w:pPr>
-              <w:spacing w:after="20"/>
-            </w:pPr>
-            <w:r/>
-            <w:r>
-              <w:rPr>
-                <w:b w:val="0"/>
-                <w:sz w:val="19"/>
-              </w:rPr>
-              <w:t>Плата</w:t>
-            </w:r>
-          </w:p>
-        </w:tc>
-        <w:tc>
-          <w:tcPr>
-            <w:tcW w:type="dxa" w:w="3969"/>
-          </w:tcPr>
-          <w:p>
-            <w:pPr>
-              <w:spacing w:after="20"/>
-            </w:pPr>
-            <w:r/>
-            <w:r>
-              <w:rPr>
-                <w:b w:val="0"/>
-                <w:sz w:val="19"/>
-              </w:rPr>
-              <w:t>XIAO ESP32-C3 (готовая)</w:t>
-            </w:r>
-          </w:p>
-        </w:tc>
-        <w:tc>
-          <w:tcPr>
-            <w:tcW w:type="dxa" w:w="3969"/>
-          </w:tcPr>
-          <w:p>
-            <w:pPr>
-              <w:spacing w:after="20"/>
-            </w:pPr>
-            <w:r/>
-            <w:r>
-              <w:rPr>
-                <w:b w:val="0"/>
-                <w:sz w:val="19"/>
-              </w:rPr>
-              <w:t>своя плата: C3-MINI-1 + TP4056 + TPS7A02</w:t>
-            </w:r>
-          </w:p>
-        </w:tc>
-      </w:tr>
-      <w:tr>
-        <w:tc>
-          <w:tcPr>
-            <w:tcW w:type="dxa" w:w="2041"/>
-          </w:tcPr>
-          <w:p>
-            <w:pPr>
-              <w:spacing w:after="20"/>
-            </w:pPr>
-            <w:r/>
-            <w:r>
-              <w:rPr>
-                <w:b w:val="0"/>
-                <w:sz w:val="19"/>
-              </w:rPr>
-              <w:t>Монтаж</w:t>
-            </w:r>
-          </w:p>
-        </w:tc>
-        <w:tc>
-          <w:tcPr>
-            <w:tcW w:type="dxa" w:w="3969"/>
-          </w:tcPr>
-          <w:p>
-            <w:pPr>
-              <w:spacing w:after="20"/>
-            </w:pPr>
-            <w:r/>
-            <w:r>
-              <w:rPr>
-                <w:b w:val="0"/>
-                <w:sz w:val="19"/>
-              </w:rPr>
-              <w:t>10 точек пайки, вручную</w:t>
-            </w:r>
-          </w:p>
-        </w:tc>
-        <w:tc>
-          <w:tcPr>
-            <w:tcW w:type="dxa" w:w="3969"/>
-          </w:tcPr>
-          <w:p>
-            <w:pPr>
-              <w:spacing w:after="20"/>
-            </w:pPr>
-            <w:r/>
-            <w:r>
-              <w:rPr>
-                <w:b w:val="0"/>
-                <w:sz w:val="19"/>
-              </w:rPr>
-              <w:t>PCBA на заводе</w:t>
-            </w:r>
-          </w:p>
-        </w:tc>
-      </w:tr>
-      <w:tr>
-        <w:tc>
-          <w:tcPr>
-            <w:tcW w:type="dxa" w:w="2041"/>
-          </w:tcPr>
-          <w:p>
-            <w:pPr>
-              <w:spacing w:after="20"/>
-            </w:pPr>
-            <w:r/>
-            <w:r>
-              <w:rPr>
-                <w:b w:val="0"/>
-                <w:sz w:val="19"/>
-              </w:rPr>
-              <w:t>Сон</w:t>
-            </w:r>
-          </w:p>
-        </w:tc>
-        <w:tc>
-          <w:tcPr>
-            <w:tcW w:type="dxa" w:w="3969"/>
-          </w:tcPr>
-          <w:p>
-            <w:pPr>
-              <w:spacing w:after="20"/>
-            </w:pPr>
-            <w:r/>
-            <w:r>
-              <w:rPr>
-                <w:b w:val="0"/>
-                <w:sz w:val="19"/>
-              </w:rPr>
-              <w:t>44 мкА</w:t>
-            </w:r>
-          </w:p>
-        </w:tc>
-        <w:tc>
-          <w:tcPr>
-            <w:tcW w:type="dxa" w:w="3969"/>
-          </w:tcPr>
-          <w:p>
-            <w:pPr>
-              <w:spacing w:after="20"/>
-            </w:pPr>
-            <w:r/>
-            <w:r>
-              <w:rPr>
-                <w:b w:val="0"/>
-                <w:sz w:val="19"/>
-              </w:rPr>
-              <w:t>8 мкА</w:t>
-            </w:r>
-          </w:p>
-        </w:tc>
-      </w:tr>
-      <w:tr>
-        <w:tc>
-          <w:tcPr>
-            <w:tcW w:type="dxa" w:w="2041"/>
-          </w:tcPr>
-          <w:p>
-            <w:pPr>
-              <w:spacing w:after="20"/>
-            </w:pPr>
-            <w:r/>
-            <w:r>
-              <w:rPr>
-                <w:b w:val="0"/>
-                <w:sz w:val="19"/>
-              </w:rPr>
-              <w:t>Корпус</w:t>
-            </w:r>
-          </w:p>
-        </w:tc>
-        <w:tc>
-          <w:tcPr>
-            <w:tcW w:type="dxa" w:w="3969"/>
-          </w:tcPr>
-          <w:p>
-            <w:pPr>
-              <w:spacing w:after="20"/>
-            </w:pPr>
-            <w:r/>
-            <w:r>
-              <w:rPr>
-                <w:b w:val="0"/>
-                <w:sz w:val="19"/>
-              </w:rPr>
-              <w:t>40,5 × 22 × 12</w:t>
-            </w:r>
-          </w:p>
-        </w:tc>
-        <w:tc>
-          <w:tcPr>
-            <w:tcW w:type="dxa" w:w="3969"/>
-          </w:tcPr>
-          <w:p>
-            <w:pPr>
-              <w:spacing w:after="20"/>
-            </w:pPr>
-            <w:r/>
-            <w:r>
-              <w:rPr>
-                <w:b w:val="0"/>
-                <w:sz w:val="19"/>
-              </w:rPr>
-              <w:t>40,5 × 22 × 10</w:t>
-            </w:r>
-          </w:p>
-        </w:tc>
-      </w:tr>
-      <w:tr>
-        <w:tc>
-          <w:tcPr>
-            <w:tcW w:type="dxa" w:w="2041"/>
-          </w:tcPr>
-          <w:p>
-            <w:pPr>
-              <w:spacing w:after="20"/>
-            </w:pPr>
-            <w:r/>
-            <w:r>
-              <w:rPr>
-                <w:b w:val="0"/>
-                <w:sz w:val="19"/>
-              </w:rPr>
-              <w:t>Прошивка</w:t>
-            </w:r>
-          </w:p>
-        </w:tc>
-        <w:tc>
-          <w:tcPr>
-            <w:tcW w:type="dxa" w:w="3969"/>
-          </w:tcPr>
-          <w:p>
-            <w:pPr>
-              <w:spacing w:after="20"/>
-            </w:pPr>
-            <w:r/>
-            <w:r>
-              <w:rPr>
-                <w:b w:val="0"/>
-                <w:sz w:val="19"/>
-              </w:rPr>
-              <w:t>общая</w:t>
-            </w:r>
-          </w:p>
-        </w:tc>
-        <w:tc>
-          <w:tcPr>
-            <w:tcW w:type="dxa" w:w="3969"/>
-          </w:tcPr>
-          <w:p>
-            <w:pPr>
-              <w:spacing w:after="20"/>
-            </w:pPr>
-            <w:r/>
-            <w:r>
-              <w:rPr>
-                <w:b w:val="0"/>
-                <w:sz w:val="19"/>
-              </w:rPr>
-              <w:t>без изменений</w:t>
-            </w:r>
-          </w:p>
-        </w:tc>
-      </w:tr>
-    </w:tbl>
-    <w:p>
-      <w:pPr>
-        <w:spacing w:after="80"/>
-      </w:pPr>
-      <w:r>
-        <w:rPr>
-          <w:b w:val="0"/>
-          <w:i w:val="0"/>
-          <w:sz w:val="20"/>
-        </w:rPr>
-        <w:t>Смысл v1: проверить электрику, прошивку и эргономику, не заказывая плату и не паяя мелочь. Всё, что проверено на v1, переносится в v2 без переделки.</w:t>
-      </w:r>
-    </w:p>
-    <w:p>
-      <w:pPr>
-        <w:pStyle w:val="Heading1"/>
-      </w:pPr>
-      <w:r>
-        <w:t>3. Схема соединений</w:t>
+        <w:t>2. Схема соединений</w:t>
       </w:r>
     </w:p>
     <w:p>
@@ -1476,7 +1095,7 @@
         <w:pStyle w:val="Heading1"/>
       </w:pPr>
       <w:r>
-        <w:t>4. Комплектующие (v1)</w:t>
+        <w:t>3. Комплектующие</w:t>
       </w:r>
     </w:p>
     <w:tbl>
@@ -1820,7 +1439,7 @@
                 <w:b w:val="0"/>
                 <w:sz w:val="19"/>
               </w:rPr>
-              <w:t>PCF8563 42 × 17</w:t>
+              <w:t>PCF8563 42 × 17 (кварц на плате)</w:t>
             </w:r>
           </w:p>
         </w:tc>
@@ -1877,98 +1496,6 @@
                 <w:sz w:val="19"/>
               </w:rPr>
               <w:t>4</w:t>
-            </w:r>
-          </w:p>
-        </w:tc>
-        <w:tc>
-          <w:tcPr>
-            <w:tcW w:type="dxa" w:w="1814"/>
-          </w:tcPr>
-          <w:p>
-            <w:pPr>
-              <w:spacing w:after="20"/>
-            </w:pPr>
-            <w:r/>
-            <w:r>
-              <w:rPr>
-                <w:b w:val="0"/>
-                <w:sz w:val="19"/>
-              </w:rPr>
-              <w:t>Кварц</w:t>
-            </w:r>
-          </w:p>
-        </w:tc>
-        <w:tc>
-          <w:tcPr>
-            <w:tcW w:type="dxa" w:w="5329"/>
-          </w:tcPr>
-          <w:p>
-            <w:pPr>
-              <w:spacing w:after="20"/>
-            </w:pPr>
-            <w:r/>
-            <w:r>
-              <w:rPr>
-                <w:b w:val="0"/>
-                <w:sz w:val="19"/>
-              </w:rPr>
-              <w:t>32,768 кГц, 3215 (если нет на плате RTC)</w:t>
-            </w:r>
-          </w:p>
-        </w:tc>
-        <w:tc>
-          <w:tcPr>
-            <w:tcW w:type="dxa" w:w="1020"/>
-          </w:tcPr>
-          <w:p>
-            <w:pPr>
-              <w:spacing w:after="20"/>
-            </w:pPr>
-            <w:r/>
-            <w:r>
-              <w:rPr>
-                <w:b w:val="0"/>
-                <w:sz w:val="19"/>
-              </w:rPr>
-              <w:t>1</w:t>
-            </w:r>
-          </w:p>
-        </w:tc>
-        <w:tc>
-          <w:tcPr>
-            <w:tcW w:type="dxa" w:w="1247"/>
-          </w:tcPr>
-          <w:p>
-            <w:pPr>
-              <w:spacing w:after="20"/>
-            </w:pPr>
-            <w:r/>
-            <w:r>
-              <w:rPr>
-                <w:b w:val="0"/>
-                <w:sz w:val="19"/>
-              </w:rPr>
-              <w:t>0,35</w:t>
-            </w:r>
-          </w:p>
-        </w:tc>
-      </w:tr>
-      <w:tr>
-        <w:tc>
-          <w:tcPr>
-            <w:tcW w:type="dxa" w:w="567"/>
-          </w:tcPr>
-          <w:p>
-            <w:pPr>
-              <w:spacing w:after="20"/>
-            </w:pPr>
-            <w:r/>
-            <w:r>
-              <w:rPr>
-                <w:b w:val="0"/>
-                <w:sz w:val="19"/>
-              </w:rPr>
-              <w:t>5</w:t>
             </w:r>
           </w:p>
         </w:tc>
@@ -2060,7 +1587,7 @@
                 <w:b w:val="0"/>
                 <w:sz w:val="19"/>
               </w:rPr>
-              <w:t>6</w:t>
+              <w:t>5</w:t>
             </w:r>
           </w:p>
         </w:tc>
@@ -2152,7 +1679,7 @@
                 <w:b w:val="0"/>
                 <w:sz w:val="19"/>
               </w:rPr>
-              <w:t>7</w:t>
+              <w:t>6</w:t>
             </w:r>
           </w:p>
         </w:tc>
@@ -2244,7 +1771,7 @@
                 <w:b w:val="0"/>
                 <w:sz w:val="19"/>
               </w:rPr>
-              <w:t>8</w:t>
+              <w:t>7</w:t>
             </w:r>
           </w:p>
         </w:tc>
@@ -2336,7 +1863,7 @@
                 <w:b w:val="0"/>
                 <w:sz w:val="19"/>
               </w:rPr>
-              <w:t>9</w:t>
+              <w:t>8</w:t>
             </w:r>
           </w:p>
         </w:tc>
@@ -2428,7 +1955,7 @@
                 <w:b w:val="0"/>
                 <w:sz w:val="19"/>
               </w:rPr>
-              <w:t>10</w:t>
+              <w:t>9</w:t>
             </w:r>
           </w:p>
         </w:tc>
@@ -2589,7 +2116,7 @@
                 <w:b w:val="0"/>
                 <w:sz w:val="19"/>
               </w:rPr>
-              <w:t>≈ 13,75</w:t>
+              <w:t>≈ 13,40</w:t>
             </w:r>
           </w:p>
         </w:tc>
@@ -2597,23 +2124,10 @@
     </w:tbl>
     <w:p>
       <w:pPr>
-        <w:spacing w:after="80"/>
-      </w:pPr>
-      <w:r>
-        <w:rPr>
-          <w:b w:val="0"/>
-          <w:i w:val="0"/>
-          <w:sz w:val="20"/>
-        </w:rPr>
-        <w:t>В v2 к этому добавляются: C3-MINI-1, TP4056, TPS7A02, USB-C, пассивные 0603, печатная плата и монтаж — ориентировочно 27 $ за первый экземпляр.</w:t>
-      </w:r>
-    </w:p>
-    <w:p>
-      <w:pPr>
         <w:pStyle w:val="Heading1"/>
       </w:pPr>
       <w:r>
-        <w:t>5. Сборка</w:t>
+        <w:t>4. Сборка</w:t>
       </w:r>
     </w:p>
     <w:p>
@@ -2673,7 +2187,7 @@
         <w:rPr>
           <w:sz w:val="20"/>
         </w:rPr>
-        <w:t>Соединить шину по таблице раздела 3.</w:t>
+        <w:t>Соединить шину по таблице раздела 2.</w:t>
       </w:r>
     </w:p>
     <w:p>
@@ -2823,7 +2337,7 @@
         <w:pStyle w:val="Heading1"/>
       </w:pPr>
       <w:r>
-        <w:t>6. Корпус</w:t>
+        <w:t>5. Корпус</w:t>
       </w:r>
     </w:p>
     <w:p>
@@ -3450,7 +2964,7 @@
         <w:pStyle w:val="Heading1"/>
       </w:pPr>
       <w:r>
-        <w:t>7. Прошивка</w:t>
+        <w:t>6. Прошивка</w:t>
       </w:r>
     </w:p>
     <w:p>
@@ -3458,7 +2972,7 @@
         <w:pStyle w:val="Heading2"/>
       </w:pPr>
       <w:r>
-        <w:t>7.1. Пины</w:t>
+        <w:t>6.1. Пины</w:t>
       </w:r>
     </w:p>
     <w:p>
@@ -3478,7 +2992,7 @@
         <w:pStyle w:val="Heading2"/>
       </w:pPr>
       <w:r>
-        <w:t>7.2. Цикл работы</w:t>
+        <w:t>6.2. Цикл работы</w:t>
       </w:r>
     </w:p>
     <w:p>
@@ -3514,7 +3028,7 @@
         <w:pStyle w:val="Heading2"/>
       </w:pPr>
       <w:r>
-        <w:t>7.3. Калибровка часов</w:t>
+        <w:t>6.3. Калибровка часов</w:t>
       </w:r>
     </w:p>
     <w:p>
@@ -3585,7 +3099,7 @@
         <w:pStyle w:val="Heading1"/>
       </w:pPr>
       <w:r>
-        <w:t>8. Проверка и приёмка</w:t>
+        <w:t>7. Проверка и приёмка</w:t>
       </w:r>
     </w:p>
     <w:tbl>
@@ -4110,445 +3624,7 @@
         <w:pStyle w:val="Heading1"/>
       </w:pPr>
       <w:r>
-        <w:t>9. Переход на v2 (собственная плата)</w:t>
-      </w:r>
-    </w:p>
-    <w:p>
-      <w:pPr>
-        <w:spacing w:after="80"/>
-      </w:pPr>
-      <w:r>
-        <w:rPr>
-          <w:b w:val="0"/>
-          <w:i w:val="0"/>
-        </w:rPr>
-        <w:t>v2 заменяет связку «XIAO + провода» одной платой 38 × 18 мм с теми же функциями плюс зарядник и LDO. Прошивка, дисплей, аккумулятор и логика остаются прежними.</w:t>
-      </w:r>
-    </w:p>
-    <w:tbl>
-      <w:tblPr>
-        <w:tblStyle w:val="TableGrid"/>
-        <w:tblW w:type="auto" w:w="0"/>
-        <w:jc w:val="left"/>
-        <w:tblLook w:firstColumn="1" w:firstRow="1" w:lastColumn="0" w:lastRow="0" w:noHBand="0" w:noVBand="1" w:val="04A0"/>
-      </w:tblPr>
-      <w:tblGrid>
-        <w:gridCol w:w="4895"/>
-        <w:gridCol w:w="4895"/>
-        <w:gridCol w:w="4895"/>
-      </w:tblGrid>
-      <w:tr>
-        <w:tc>
-          <w:tcPr>
-            <w:tcW w:type="dxa" w:w="2381"/>
-          </w:tcPr>
-          <w:p>
-            <w:pPr>
-              <w:spacing w:after="20"/>
-            </w:pPr>
-            <w:r/>
-            <w:r>
-              <w:rPr>
-                <w:b/>
-                <w:sz w:val="19"/>
-              </w:rPr>
-              <w:t>Что меняется</w:t>
-            </w:r>
-          </w:p>
-        </w:tc>
-        <w:tc>
-          <w:tcPr>
-            <w:tcW w:type="dxa" w:w="3685"/>
-          </w:tcPr>
-          <w:p>
-            <w:pPr>
-              <w:spacing w:after="20"/>
-            </w:pPr>
-            <w:r/>
-            <w:r>
-              <w:rPr>
-                <w:b/>
-                <w:sz w:val="19"/>
-              </w:rPr>
-              <w:t>Было (v1)</w:t>
-            </w:r>
-          </w:p>
-        </w:tc>
-        <w:tc>
-          <w:tcPr>
-            <w:tcW w:type="dxa" w:w="3685"/>
-          </w:tcPr>
-          <w:p>
-            <w:pPr>
-              <w:spacing w:after="20"/>
-            </w:pPr>
-            <w:r/>
-            <w:r>
-              <w:rPr>
-                <w:b/>
-                <w:sz w:val="19"/>
-              </w:rPr>
-              <w:t>Станет (v2)</w:t>
-            </w:r>
-          </w:p>
-        </w:tc>
-      </w:tr>
-      <w:tr>
-        <w:tc>
-          <w:tcPr>
-            <w:tcW w:type="dxa" w:w="2381"/>
-          </w:tcPr>
-          <w:p>
-            <w:pPr>
-              <w:spacing w:after="20"/>
-            </w:pPr>
-            <w:r/>
-            <w:r>
-              <w:rPr>
-                <w:b w:val="0"/>
-                <w:sz w:val="19"/>
-              </w:rPr>
-              <w:t>МК</w:t>
-            </w:r>
-          </w:p>
-        </w:tc>
-        <w:tc>
-          <w:tcPr>
-            <w:tcW w:type="dxa" w:w="3685"/>
-          </w:tcPr>
-          <w:p>
-            <w:pPr>
-              <w:spacing w:after="20"/>
-            </w:pPr>
-            <w:r/>
-            <w:r>
-              <w:rPr>
-                <w:b w:val="0"/>
-                <w:sz w:val="19"/>
-              </w:rPr>
-              <w:t>XIAO (модуль на плате)</w:t>
-            </w:r>
-          </w:p>
-        </w:tc>
-        <w:tc>
-          <w:tcPr>
-            <w:tcW w:type="dxa" w:w="3685"/>
-          </w:tcPr>
-          <w:p>
-            <w:pPr>
-              <w:spacing w:after="20"/>
-            </w:pPr>
-            <w:r/>
-            <w:r>
-              <w:rPr>
-                <w:b w:val="0"/>
-                <w:sz w:val="19"/>
-              </w:rPr>
-              <w:t>ESP32-C3-MINI-1</w:t>
-            </w:r>
-          </w:p>
-        </w:tc>
-      </w:tr>
-      <w:tr>
-        <w:tc>
-          <w:tcPr>
-            <w:tcW w:type="dxa" w:w="2381"/>
-          </w:tcPr>
-          <w:p>
-            <w:pPr>
-              <w:spacing w:after="20"/>
-            </w:pPr>
-            <w:r/>
-            <w:r>
-              <w:rPr>
-                <w:b w:val="0"/>
-                <w:sz w:val="19"/>
-              </w:rPr>
-              <w:t>Часы</w:t>
-            </w:r>
-          </w:p>
-        </w:tc>
-        <w:tc>
-          <w:tcPr>
-            <w:tcW w:type="dxa" w:w="3685"/>
-          </w:tcPr>
-          <w:p>
-            <w:pPr>
-              <w:spacing w:after="20"/>
-            </w:pPr>
-            <w:r/>
-            <w:r>
-              <w:rPr>
-                <w:b w:val="0"/>
-                <w:sz w:val="19"/>
-              </w:rPr>
-              <w:t>плата RTC на проводах</w:t>
-            </w:r>
-          </w:p>
-        </w:tc>
-        <w:tc>
-          <w:tcPr>
-            <w:tcW w:type="dxa" w:w="3685"/>
-          </w:tcPr>
-          <w:p>
-            <w:pPr>
-              <w:spacing w:after="20"/>
-            </w:pPr>
-            <w:r/>
-            <w:r>
-              <w:rPr>
-                <w:b w:val="0"/>
-                <w:sz w:val="19"/>
-              </w:rPr>
-              <w:t>PCF8563T прямо на плате</w:t>
-            </w:r>
-          </w:p>
-        </w:tc>
-      </w:tr>
-      <w:tr>
-        <w:tc>
-          <w:tcPr>
-            <w:tcW w:type="dxa" w:w="2381"/>
-          </w:tcPr>
-          <w:p>
-            <w:pPr>
-              <w:spacing w:after="20"/>
-            </w:pPr>
-            <w:r/>
-            <w:r>
-              <w:rPr>
-                <w:b w:val="0"/>
-                <w:sz w:val="19"/>
-              </w:rPr>
-              <w:t>Заряд</w:t>
-            </w:r>
-          </w:p>
-        </w:tc>
-        <w:tc>
-          <w:tcPr>
-            <w:tcW w:type="dxa" w:w="3685"/>
-          </w:tcPr>
-          <w:p>
-            <w:pPr>
-              <w:spacing w:after="20"/>
-            </w:pPr>
-            <w:r/>
-            <w:r>
-              <w:rPr>
-                <w:b w:val="0"/>
-                <w:sz w:val="19"/>
-              </w:rPr>
-              <w:t>штатный XIAO, 380 мА</w:t>
-            </w:r>
-          </w:p>
-        </w:tc>
-        <w:tc>
-          <w:tcPr>
-            <w:tcW w:type="dxa" w:w="3685"/>
-          </w:tcPr>
-          <w:p>
-            <w:pPr>
-              <w:spacing w:after="20"/>
-            </w:pPr>
-            <w:r/>
-            <w:r>
-              <w:rPr>
-                <w:b w:val="0"/>
-                <w:sz w:val="19"/>
-              </w:rPr>
-              <w:t>TP4056 + резистор, 100–130 мА</w:t>
-            </w:r>
-          </w:p>
-        </w:tc>
-      </w:tr>
-      <w:tr>
-        <w:tc>
-          <w:tcPr>
-            <w:tcW w:type="dxa" w:w="2381"/>
-          </w:tcPr>
-          <w:p>
-            <w:pPr>
-              <w:spacing w:after="20"/>
-            </w:pPr>
-            <w:r/>
-            <w:r>
-              <w:rPr>
-                <w:b w:val="0"/>
-                <w:sz w:val="19"/>
-              </w:rPr>
-              <w:t>Питание</w:t>
-            </w:r>
-          </w:p>
-        </w:tc>
-        <w:tc>
-          <w:tcPr>
-            <w:tcW w:type="dxa" w:w="3685"/>
-          </w:tcPr>
-          <w:p>
-            <w:pPr>
-              <w:spacing w:after="20"/>
-            </w:pPr>
-            <w:r/>
-            <w:r>
-              <w:rPr>
-                <w:b w:val="0"/>
-                <w:sz w:val="19"/>
-              </w:rPr>
-              <w:t>LDO на XIAO</w:t>
-            </w:r>
-          </w:p>
-        </w:tc>
-        <w:tc>
-          <w:tcPr>
-            <w:tcW w:type="dxa" w:w="3685"/>
-          </w:tcPr>
-          <w:p>
-            <w:pPr>
-              <w:spacing w:after="20"/>
-            </w:pPr>
-            <w:r/>
-            <w:r>
-              <w:rPr>
-                <w:b w:val="0"/>
-                <w:sz w:val="19"/>
-              </w:rPr>
-              <w:t>TPS7A02, 25 нА</w:t>
-            </w:r>
-          </w:p>
-        </w:tc>
-      </w:tr>
-      <w:tr>
-        <w:tc>
-          <w:tcPr>
-            <w:tcW w:type="dxa" w:w="2381"/>
-          </w:tcPr>
-          <w:p>
-            <w:pPr>
-              <w:spacing w:after="20"/>
-            </w:pPr>
-            <w:r/>
-            <w:r>
-              <w:rPr>
-                <w:b w:val="0"/>
-                <w:sz w:val="19"/>
-              </w:rPr>
-              <w:t>Монтаж</w:t>
-            </w:r>
-          </w:p>
-        </w:tc>
-        <w:tc>
-          <w:tcPr>
-            <w:tcW w:type="dxa" w:w="3685"/>
-          </w:tcPr>
-          <w:p>
-            <w:pPr>
-              <w:spacing w:after="20"/>
-            </w:pPr>
-            <w:r/>
-            <w:r>
-              <w:rPr>
-                <w:b w:val="0"/>
-                <w:sz w:val="19"/>
-              </w:rPr>
-              <w:t>10 проводов</w:t>
-            </w:r>
-          </w:p>
-        </w:tc>
-        <w:tc>
-          <w:tcPr>
-            <w:tcW w:type="dxa" w:w="3685"/>
-          </w:tcPr>
-          <w:p>
-            <w:pPr>
-              <w:spacing w:after="20"/>
-            </w:pPr>
-            <w:r/>
-            <w:r>
-              <w:rPr>
-                <w:b w:val="0"/>
-                <w:sz w:val="19"/>
-              </w:rPr>
-              <w:t>PCBA на заводе</w:t>
-            </w:r>
-          </w:p>
-        </w:tc>
-      </w:tr>
-      <w:tr>
-        <w:tc>
-          <w:tcPr>
-            <w:tcW w:type="dxa" w:w="2381"/>
-          </w:tcPr>
-          <w:p>
-            <w:pPr>
-              <w:spacing w:after="20"/>
-            </w:pPr>
-            <w:r/>
-            <w:r>
-              <w:rPr>
-                <w:b w:val="0"/>
-                <w:sz w:val="19"/>
-              </w:rPr>
-              <w:t>Толщина</w:t>
-            </w:r>
-          </w:p>
-        </w:tc>
-        <w:tc>
-          <w:tcPr>
-            <w:tcW w:type="dxa" w:w="3685"/>
-          </w:tcPr>
-          <w:p>
-            <w:pPr>
-              <w:spacing w:after="20"/>
-            </w:pPr>
-            <w:r/>
-            <w:r>
-              <w:rPr>
-                <w:b w:val="0"/>
-                <w:sz w:val="19"/>
-              </w:rPr>
-              <w:t>12 мм</w:t>
-            </w:r>
-          </w:p>
-        </w:tc>
-        <w:tc>
-          <w:tcPr>
-            <w:tcW w:type="dxa" w:w="3685"/>
-          </w:tcPr>
-          <w:p>
-            <w:pPr>
-              <w:spacing w:after="20"/>
-            </w:pPr>
-            <w:r/>
-            <w:r>
-              <w:rPr>
-                <w:b w:val="0"/>
-                <w:sz w:val="19"/>
-              </w:rPr>
-              <w:t>10 мм</w:t>
-            </w:r>
-          </w:p>
-        </w:tc>
-      </w:tr>
-    </w:tbl>
-    <w:p>
-      <w:pPr>
-        <w:spacing w:after="80"/>
-      </w:pPr>
-      <w:r>
-        <w:rPr>
-          <w:b w:val="0"/>
-          <w:i w:val="0"/>
-          <w:sz w:val="20"/>
-        </w:rPr>
-        <w:t>Порядок перехода: разводка платы → заказ PCBA (5 шт) → сборка и проверка по разделу 8 → замена корпуса на 10-миллиметровый. Корпус v1 при этом остаётся рабочим прототипом.</w:t>
-      </w:r>
-    </w:p>
-    <w:p>
-      <w:pPr>
-        <w:pStyle w:val="Heading1"/>
-      </w:pPr>
-      <w:r>
-        <w:t>10. Состав пакета</w:t>
+        <w:t>8. Состав пакета</w:t>
       </w:r>
     </w:p>
     <w:tbl>
@@ -4691,6 +3767,82 @@
                 <w:b w:val="0"/>
                 <w:sz w:val="19"/>
               </w:rPr>
+              <w:t>FOB-1_3d_side.png</w:t>
+            </w:r>
+          </w:p>
+        </w:tc>
+        <w:tc>
+          <w:tcPr>
+            <w:tcW w:type="dxa" w:w="5102"/>
+          </w:tcPr>
+          <w:p>
+            <w:pPr>
+              <w:spacing w:after="20"/>
+            </w:pPr>
+            <w:r/>
+            <w:r>
+              <w:rPr>
+                <w:b w:val="0"/>
+                <w:sz w:val="19"/>
+              </w:rPr>
+              <w:t>3D-вид с монетой для масштаба</w:t>
+            </w:r>
+          </w:p>
+        </w:tc>
+      </w:tr>
+      <w:tr>
+        <w:tc>
+          <w:tcPr>
+            <w:tcW w:type="dxa" w:w="4535"/>
+          </w:tcPr>
+          <w:p>
+            <w:pPr>
+              <w:spacing w:after="20"/>
+            </w:pPr>
+            <w:r/>
+            <w:r>
+              <w:rPr>
+                <w:b w:val="0"/>
+                <w:sz w:val="19"/>
+              </w:rPr>
+              <w:t>FOB-1_membrane_2wire.png</w:t>
+            </w:r>
+          </w:p>
+        </w:tc>
+        <w:tc>
+          <w:tcPr>
+            <w:tcW w:type="dxa" w:w="5102"/>
+          </w:tcPr>
+          <w:p>
+            <w:pPr>
+              <w:spacing w:after="20"/>
+            </w:pPr>
+            <w:r/>
+            <w:r>
+              <w:rPr>
+                <w:b w:val="0"/>
+                <w:sz w:val="19"/>
+              </w:rPr>
+              <w:t>узел мембранной кнопки</w:t>
+            </w:r>
+          </w:p>
+        </w:tc>
+      </w:tr>
+      <w:tr>
+        <w:tc>
+          <w:tcPr>
+            <w:tcW w:type="dxa" w:w="4535"/>
+          </w:tcPr>
+          <w:p>
+            <w:pPr>
+              <w:spacing w:after="20"/>
+            </w:pPr>
+            <w:r/>
+            <w:r>
+              <w:rPr>
+                <w:b w:val="0"/>
+                <w:sz w:val="19"/>
+              </w:rPr>
               <w:t>v1_cover.step / .stl</w:t>
             </w:r>
           </w:p>
@@ -4790,44 +3942,6 @@
           </w:p>
         </w:tc>
       </w:tr>
-      <w:tr>
-        <w:tc>
-          <w:tcPr>
-            <w:tcW w:type="dxa" w:w="4535"/>
-          </w:tcPr>
-          <w:p>
-            <w:pPr>
-              <w:spacing w:after="20"/>
-            </w:pPr>
-            <w:r/>
-            <w:r>
-              <w:rPr>
-                <w:b w:val="0"/>
-                <w:sz w:val="19"/>
-              </w:rPr>
-              <w:t>FOB-1_eskiz-korpusa.png</w:t>
-            </w:r>
-          </w:p>
-        </w:tc>
-        <w:tc>
-          <w:tcPr>
-            <w:tcW w:type="dxa" w:w="5102"/>
-          </w:tcPr>
-          <w:p>
-            <w:pPr>
-              <w:spacing w:after="20"/>
-            </w:pPr>
-            <w:r/>
-            <w:r>
-              <w:rPr>
-                <w:b w:val="0"/>
-                <w:sz w:val="19"/>
-              </w:rPr>
-              <w:t>эскиз ранней версии (10 мм, своя плата) — справочно</w:t>
-            </w:r>
-          </w:p>
-        </w:tc>
-      </w:tr>
     </w:tbl>
     <w:p>
       <w:pPr>
@@ -4840,7 +3954,7 @@
           <w:color w:val="6B7682"/>
           <w:sz w:val="18"/>
         </w:rPr>
-        <w:t>Файлы STEP — твердотельные модели в миллиметрах, открываются в любом CAD. STL — для слайсера. Эскиз корпуса оставлен как справка по компоновке v2.</w:t>
+        <w:t>Файлы STEP — твердотельные модели в миллиметрах, открываются в любом CAD. STL — для слайсера.</w:t>
       </w:r>
     </w:p>
     <w:sectPr>

--- a/FOB-1_dokumentaciya.docx
+++ b/FOB-1_dokumentaciya.docx
@@ -73,7 +73,7 @@
           <w:color w:val="6B7682"/>
           <w:sz w:val="18"/>
         </w:rPr>
-        <w:t>Ревизия 1.0 · документ подготовлен по итогам проектирования</w:t>
+        <w:t>Ревизия 1.1 · корпус проверен на пересечения с начинкой</w:t>
       </w:r>
     </w:p>
     <w:p>
@@ -195,7 +195,7 @@
                 <w:b w:val="0"/>
                 <w:sz w:val="19"/>
               </w:rPr>
-              <w:t>46 × 24 × 17 мм (с проушиной 49,3 мм)</w:t>
+              <w:t>46 × 24 × 17 мм (с проушиной 54,8 мм)</w:t>
             </w:r>
           </w:p>
         </w:tc>
@@ -1899,7 +1899,7 @@
                 <w:b w:val="0"/>
                 <w:sz w:val="19"/>
               </w:rPr>
-              <w:t>Ø3,6 × 2,0, латунь</w:t>
+              <w:t>Ø3,6 × 2,0, латунь — не ставится *</w:t>
             </w:r>
           </w:p>
         </w:tc>
@@ -2124,6 +2124,20 @@
     </w:tbl>
     <w:p>
       <w:pPr>
+        <w:spacing w:after="80"/>
+      </w:pPr>
+      <w:r>
+        <w:rPr>
+          <w:b w:val="0"/>
+          <w:i w:val="0"/>
+          <w:color w:val="6B7682"/>
+          <w:sz w:val="18"/>
+        </w:rPr>
+        <w:t>* Люверс Ø3,6 × 2,0 не подходит: отверстие проушины сквозное, 17 мм. Печатного отверстия достаточно; при желании — трубчатый люверс Ø3,6 × 17.</w:t>
+      </w:r>
+    </w:p>
+    <w:p>
+      <w:pPr>
         <w:pStyle w:val="Heading1"/>
       </w:pPr>
       <w:r>
@@ -2247,7 +2261,7 @@
         <w:rPr>
           <w:sz w:val="20"/>
         </w:rPr>
-        <w:t>Уложить в корпус: дисплей на крышку, XIAO справа, АКБ слева, RTC сверху на АКБ.</w:t>
+        <w:t>Стакан перевернуть дном вверх: АКБ на поролоновую прокладку, XIAO — правым краем в прорезь стенки, затем RTC (ляжет на плату и АКБ).</w:t>
       </w:r>
     </w:p>
     <w:p>
@@ -2259,7 +2273,7 @@
         <w:rPr>
           <w:sz w:val="20"/>
         </w:rPr>
-        <w:t>Приклеить мембранную кнопку снаружи, провода завести в отверстие Ø2,5.</w:t>
+        <w:t>Провода дисплея и RTC — вдоль задней стенки, провода кнопки — в канал между АКБ и платой.</w:t>
       </w:r>
     </w:p>
     <w:p>
@@ -2271,7 +2285,19 @@
         <w:rPr>
           <w:sz w:val="20"/>
         </w:rPr>
-        <w:t>Надеть крышку на паз (бортик 0,5 мм), клей не нужен.</w:t>
+        <w:t>Приклеить мембранную кнопку снаружи, провода завести в отверстие Ø2,5 слева от неё.</w:t>
+      </w:r>
+    </w:p>
+    <w:p>
+      <w:pPr>
+        <w:pStyle w:val="ListBullet"/>
+        <w:spacing w:after="40"/>
+      </w:pPr>
+      <w:r>
+        <w:rPr>
+          <w:sz w:val="20"/>
+        </w:rPr>
+        <w:t>Дисплей — в карман из 4 рёбер на крышке, крышку надеть на стакан (бортик в паз).</w:t>
       </w:r>
     </w:p>
     <w:p>
@@ -2434,7 +2460,7 @@
                 <w:b w:val="0"/>
                 <w:sz w:val="19"/>
               </w:rPr>
-              <w:t>46 × 24 × 17 мм</w:t>
+              <w:t>46 × 24 × 17 мм (54,8 мм с проушиной)</w:t>
             </w:r>
           </w:p>
         </w:tc>
@@ -2548,7 +2574,7 @@
                 <w:b w:val="0"/>
                 <w:sz w:val="19"/>
               </w:rPr>
-              <w:t>43 × 21 × 12,4 мм</w:t>
+              <w:t>43 × 21 × 12,4 мм, углы R1,8</w:t>
             </w:r>
           </w:p>
         </w:tc>
@@ -2606,6 +2632,44 @@
                 <w:b w:val="0"/>
                 <w:sz w:val="19"/>
               </w:rPr>
+              <w:t>Прорезь под плату</w:t>
+            </w:r>
+          </w:p>
+        </w:tc>
+        <w:tc>
+          <w:tcPr>
+            <w:tcW w:type="dxa" w:w="6236"/>
+          </w:tcPr>
+          <w:p>
+            <w:pPr>
+              <w:spacing w:after="20"/>
+            </w:pPr>
+            <w:r/>
+            <w:r>
+              <w:rPr>
+                <w:b w:val="0"/>
+                <w:sz w:val="19"/>
+              </w:rPr>
+              <w:t>18 × 1,3 мм в правом торце, край XIAO заподлицо снаружи</w:t>
+            </w:r>
+          </w:p>
+        </w:tc>
+      </w:tr>
+      <w:tr>
+        <w:tc>
+          <w:tcPr>
+            <w:tcW w:type="dxa" w:w="2835"/>
+          </w:tcPr>
+          <w:p>
+            <w:pPr>
+              <w:spacing w:after="20"/>
+            </w:pPr>
+            <w:r/>
+            <w:r>
+              <w:rPr>
+                <w:b w:val="0"/>
+                <w:sz w:val="19"/>
+              </w:rPr>
               <w:t>Окно USB-C</w:t>
             </w:r>
           </w:p>
@@ -2624,7 +2688,7 @@
                 <w:b w:val="0"/>
                 <w:sz w:val="19"/>
               </w:rPr>
-              <w:t>3,2 × 9,0 мм в плоском торце, смещено к дну</w:t>
+              <w:t>10,2 × 4,2 мм в правом торце</w:t>
             </w:r>
           </w:p>
         </w:tc>
@@ -2662,7 +2726,7 @@
                 <w:b w:val="0"/>
                 <w:sz w:val="19"/>
               </w:rPr>
-              <w:t>накладка снаружи + отверстие Ø2,5 под провода</w:t>
+              <w:t>накладка снаружи + отверстие Ø2,5 слева от неё</w:t>
             </w:r>
           </w:p>
         </w:tc>
@@ -2700,7 +2764,7 @@
                 <w:b w:val="0"/>
                 <w:sz w:val="19"/>
               </w:rPr>
-              <w:t>2 ребра 0,6 × 1,3 мм на крышке</w:t>
+              <w:t>4 ребра 0,6 × 1,3 мм на крышке</w:t>
             </w:r>
           </w:p>
         </w:tc>
@@ -2738,7 +2802,7 @@
                 <w:b w:val="0"/>
                 <w:sz w:val="19"/>
               </w:rPr>
-              <w:t>съёмная: бортик 0,5 мм в паз + паз под ноготь</w:t>
+              <w:t>съёмная: бортик 0,5 × 0,8 в паз 0,8 (зазор 0,15) + паз под ноготь</w:t>
             </w:r>
           </w:p>
         </w:tc>
@@ -2814,7 +2878,7 @@
                 <w:b w:val="0"/>
                 <w:sz w:val="19"/>
               </w:rPr>
-              <w:t>полки 1,5 мм + направляющие 0,6 мм</w:t>
+              <w:t>край платы в прорези стенки, левый край лежит на RTC</w:t>
             </w:r>
           </w:p>
         </w:tc>
@@ -2852,7 +2916,7 @@
                 <w:b w:val="0"/>
                 <w:sz w:val="19"/>
               </w:rPr>
-              <w:t>перегородка 1,5 мм между АКБ и платой</w:t>
+              <w:t>поролоновая прокладка ~1,5 мм под АКБ</w:t>
             </w:r>
           </w:p>
         </w:tc>
@@ -2890,7 +2954,7 @@
                 <w:b w:val="0"/>
                 <w:sz w:val="19"/>
               </w:rPr>
-              <w:t>42 × 17 × 6 мм, отдельный слой над АКБ</w:t>
+              <w:t>42 × 17 × 6 мм, слой между дисплеем и платой</w:t>
             </w:r>
           </w:p>
         </w:tc>
@@ -2928,7 +2992,7 @@
                 <w:b w:val="0"/>
                 <w:sz w:val="19"/>
               </w:rPr>
-              <w:t>Ø3,6 мм</w:t>
+              <w:t>Ø3,6 мм сквозное (17 мм), люверс не нужен</w:t>
             </w:r>
           </w:p>
         </w:tc>
@@ -2943,7 +3007,7 @@
           <w:b w:val="0"/>
           <w:i w:val="0"/>
         </w:rPr>
-        <w:t>Печать: PETG, сопло 0,4, слой 0,2, три периметра, заполнение 20 %. Дно печатать дном на стол, крышку — лицевой стороной вниз: поддержки не нужны.</w:t>
+        <w:t>Печать: PETG, сопло 0,4, слой 0,2, три периметра, заполнение 20 %. Дно печатать дном на стол, крышку — лицевой стороной вниз: поддержки не нужны. Если углы полости напечатались с наплывом — пройти надфилем до посадки RTC и АКБ.</w:t>
       </w:r>
     </w:p>
     <w:p>
@@ -2956,7 +3020,7 @@
           <w:i w:val="0"/>
           <w:sz w:val="20"/>
         </w:rPr>
-        <w:t>Файлы модели: v1_back.step / .stl, v1_cover.step / .stl, v1_assembly.step. Крышка съёмная: бортик 0,5 мм входит в паз, паз под ноготь на переднем торце. Клей не нужен.</w:t>
+        <w:t>Файлы модели: parts/v1_back.step / .stl, parts/v1_cover.step / .stl. Крышка съёмная: бортик входит в паз с зазором 0,15 мм на сторону, паз под ноготь на переднем торце. Клей не нужен.</w:t>
       </w:r>
     </w:p>
     <w:p>
